--- a/00-首页/题组Word/专项卷/一分册/专项卷II-学生版-打印版.docx
+++ b/00-首页/题组Word/专项卷/一分册/专项卷II-学生版-打印版.docx
@@ -769,7 +769,7 @@
         <m:sSup>
           <m:e>
             <m:r>
-              <m:t>​</m:t>
+              <m:t xml:space="preserve"> </m:t>
             </m:r>
           </m:e>
           <m:sup>
@@ -825,7 +825,7 @@
         <m:sSup>
           <m:e>
             <m:r>
-              <m:t>​</m:t>
+              <m:t xml:space="preserve"> </m:t>
             </m:r>
           </m:e>
           <m:sup>
@@ -7942,7 +7942,7 @@
         <m:sSubSup>
           <m:e>
             <m:r>
-              <m:t>​</m:t>
+              <m:t xml:space="preserve"> </m:t>
             </m:r>
           </m:e>
           <m:sub>
@@ -7968,7 +7968,7 @@
         <m:sSubSup>
           <m:e>
             <m:r>
-              <m:t>​</m:t>
+              <m:t xml:space="preserve"> </m:t>
             </m:r>
           </m:e>
           <m:sub>
@@ -7997,7 +7997,7 @@
         <m:sSubSup>
           <m:e>
             <m:r>
-              <m:t>​</m:t>
+              <m:t xml:space="preserve"> </m:t>
             </m:r>
           </m:e>
           <m:sub>
@@ -8041,7 +8041,7 @@
         <m:sSubSup>
           <m:e>
             <m:r>
-              <m:t>​</m:t>
+              <m:t xml:space="preserve"> </m:t>
             </m:r>
           </m:e>
           <m:sub>
@@ -16358,7 +16358,7 @@
         <m:sSup>
           <m:e>
             <m:r>
-              <m:t>​</m:t>
+              <m:t xml:space="preserve"> </m:t>
             </m:r>
           </m:e>
           <m:sup>
@@ -16402,7 +16402,7 @@
         <m:sSub>
           <m:e>
             <m:r>
-              <m:t>​</m:t>
+              <m:t xml:space="preserve"> </m:t>
             </m:r>
           </m:e>
           <m:sub>

--- a/00-首页/题组Word/专项卷/一分册/专项卷II-学生版-打印版.docx
+++ b/00-首页/题组Word/专项卷/一分册/专项卷II-学生版-打印版.docx
@@ -280,8 +280,8 @@
     <w:p>
       <w:pPr>
         <w:pStyle w:val="BodyText"/>
+        <w:spacing w:before="0" w:after="0"/>
         <w:ind w:left="480" w:hanging="480"/>
-        <w:spacing w:after="0"/>
       </w:pPr>
       <w:r>
         <w:rPr>
@@ -375,8 +375,8 @@
     <w:p>
       <w:pPr>
         <w:pStyle w:val="BodyText"/>
+        <w:spacing w:before="0" w:after="0"/>
         <w:ind w:left="480" w:hanging="480"/>
-        <w:spacing w:before="0" w:after="0"/>
       </w:pPr>
       <w:r>
         <w:rPr>
@@ -461,8 +461,8 @@
     <w:p>
       <w:pPr>
         <w:pStyle w:val="BodyText"/>
+        <w:spacing w:before="0" w:after="0"/>
         <w:ind w:left="480" w:hanging="480"/>
-        <w:spacing w:before="0" w:after="0"/>
       </w:pPr>
       <w:r>
         <w:rPr>
@@ -556,8 +556,8 @@
     <w:p>
       <w:pPr>
         <w:pStyle w:val="BodyText"/>
+        <w:spacing w:before="0" w:after="0"/>
         <w:ind w:left="480" w:hanging="480"/>
-        <w:spacing w:before="0" w:after="180"/>
       </w:pPr>
       <w:r>
         <w:rPr>
@@ -899,8 +899,8 @@
     <w:p>
       <w:pPr>
         <w:pStyle w:val="BodyText"/>
+        <w:spacing w:before="0" w:after="0"/>
         <w:ind w:left="480" w:hanging="480"/>
-        <w:spacing w:after="0"/>
       </w:pPr>
       <w:r>
         <w:rPr>
@@ -924,20 +924,45 @@
     <w:p>
       <w:pPr>
         <w:pStyle w:val="BodyText"/>
+        <w:spacing w:before="0" w:after="0"/>
         <w:ind w:left="480" w:hanging="480"/>
+      </w:pPr>
+      <w:r>
+        <w:rPr>
+          <w:rFonts w:ascii="Times New Roman" w:hAnsi="Times New Roman" w:eastAsia="Times New Roman" w:cs="Times New Roman"/>
+        </w:rPr>
+        <w:t xml:space="preserve">B. </w:t>
+      </w:r>
+      <w:r>
+        <w:rPr>
+          <w:rFonts w:hint="eastAsia" w:ascii="Times New Roman" w:hAnsi="Times New Roman" w:eastAsia="FangSong" w:cs="Times New Roman"/>
+        </w:rPr>
+        <w:t xml:space="preserve">水的摩尔质量</w:t>
+      </w:r>
+      <w:r>
+        <w:rPr>
+          <w:rFonts w:ascii="Times New Roman" w:hAnsi="Times New Roman" w:eastAsia="Times New Roman" w:cs="Times New Roman"/>
+        </w:rPr>
+        <w:t xml:space="preserve">　　</w:t>
+      </w:r>
+    </w:p>
+    <w:p>
+      <w:pPr>
+        <w:pStyle w:val="BodyText"/>
         <w:spacing w:before="0" w:after="0"/>
-      </w:pPr>
-      <w:r>
-        <w:rPr>
-          <w:rFonts w:ascii="Times New Roman" w:hAnsi="Times New Roman" w:eastAsia="Times New Roman" w:cs="Times New Roman"/>
-        </w:rPr>
-        <w:t xml:space="preserve">B. </w:t>
-      </w:r>
-      <w:r>
-        <w:rPr>
-          <w:rFonts w:hint="eastAsia" w:ascii="Times New Roman" w:hAnsi="Times New Roman" w:eastAsia="FangSong" w:cs="Times New Roman"/>
-        </w:rPr>
-        <w:t xml:space="preserve">水的摩尔质量</w:t>
+        <w:ind w:left="480" w:hanging="480"/>
+      </w:pPr>
+      <w:r>
+        <w:rPr>
+          <w:rFonts w:ascii="Times New Roman" w:hAnsi="Times New Roman" w:eastAsia="Times New Roman" w:cs="Times New Roman"/>
+        </w:rPr>
+        <w:t xml:space="preserve">C. </w:t>
+      </w:r>
+      <w:r>
+        <w:rPr>
+          <w:rFonts w:hint="eastAsia" w:ascii="Times New Roman" w:hAnsi="Times New Roman" w:eastAsia="FangSong" w:cs="Times New Roman"/>
+        </w:rPr>
+        <w:t xml:space="preserve">阿伏伽德罗常数</w:t>
       </w:r>
       <w:r>
         <w:rPr>
@@ -949,33 +974,8 @@
     <w:p>
       <w:pPr>
         <w:pStyle w:val="BodyText"/>
+        <w:spacing w:before="0" w:after="0"/>
         <w:ind w:left="480" w:hanging="480"/>
-        <w:spacing w:before="0" w:after="0"/>
-      </w:pPr>
-      <w:r>
-        <w:rPr>
-          <w:rFonts w:ascii="Times New Roman" w:hAnsi="Times New Roman" w:eastAsia="Times New Roman" w:cs="Times New Roman"/>
-        </w:rPr>
-        <w:t xml:space="preserve">C. </w:t>
-      </w:r>
-      <w:r>
-        <w:rPr>
-          <w:rFonts w:hint="eastAsia" w:ascii="Times New Roman" w:hAnsi="Times New Roman" w:eastAsia="FangSong" w:cs="Times New Roman"/>
-        </w:rPr>
-        <w:t xml:space="preserve">阿伏伽德罗常数</w:t>
-      </w:r>
-      <w:r>
-        <w:rPr>
-          <w:rFonts w:ascii="Times New Roman" w:hAnsi="Times New Roman" w:eastAsia="Times New Roman" w:cs="Times New Roman"/>
-        </w:rPr>
-        <w:t xml:space="preserve">　　</w:t>
-      </w:r>
-    </w:p>
-    <w:p>
-      <w:pPr>
-        <w:pStyle w:val="BodyText"/>
-        <w:ind w:left="480" w:hanging="480"/>
-        <w:spacing w:before="0" w:after="180"/>
       </w:pPr>
       <w:r>
         <w:rPr>
@@ -1466,6 +1466,7 @@
     <w:p>
       <w:pPr>
         <w:pStyle w:val="FirstParagraph"/>
+        <w:spacing w:before="0" w:after="0"/>
       </w:pPr>
       <w:r>
         <w:rPr>
@@ -1616,6 +1617,7 @@
     <w:p>
       <w:pPr>
         <w:pStyle w:val="BodyText"/>
+        <w:spacing w:before="0" w:after="0"/>
       </w:pPr>
       <w:r>
         <w:rPr>
@@ -1807,6 +1809,7 @@
     <w:p>
       <w:pPr>
         <w:pStyle w:val="BodyText"/>
+        <w:spacing w:before="0" w:after="0"/>
       </w:pPr>
       <w:r>
         <w:rPr>
@@ -1929,6 +1932,7 @@
     <w:p>
       <w:pPr>
         <w:pStyle w:val="BodyText"/>
+        <w:spacing w:before="0" w:after="0"/>
       </w:pPr>
       <w:r>
         <w:rPr>
@@ -2187,6 +2191,14 @@
         <w:tblStyle w:val="Table"/>
         <w:tblW w:type="pct" w:w="5000"/>
         <w:tblLayout w:type="fixed"/>
+        <w:tblBorders>
+          <w:top w:val="single" w:sz="12" w:space="0" w:color="000000"/>
+          <w:left w:val="none" w:sz="0" w:space="0" w:color="auto"/>
+          <w:bottom w:val="single" w:sz="12" w:space="0" w:color="000000"/>
+          <w:right w:val="none" w:sz="0" w:space="0" w:color="auto"/>
+          <w:insideH w:val="none" w:sz="0" w:space="0" w:color="auto"/>
+          <w:insideV w:val="none" w:sz="0" w:space="0" w:color="auto"/>
+        </w:tblBorders>
         <w:tblLook w:firstRow="1" w:lastRow="0" w:firstColumn="0" w:lastColumn="0" w:noHBand="0" w:noVBand="0" w:val="0020"/>
       </w:tblPr>
       <w:tblGrid>
@@ -2207,7 +2219,11 @@
           <w:tblHeader w:val="on"/>
         </w:trPr>
         <w:tc>
-          <w:tcPr/>
+          <w:tcPr>
+            <w:tcBorders>
+              <w:bottom w:val="single" w:sz="8" w:space="0" w:color="000000"/>
+            </w:tcBorders>
+          </w:tcPr>
           <w:p>
             <w:pPr>
               <w:pStyle w:val="Compact"/>
@@ -2223,7 +2239,11 @@
           </w:p>
         </w:tc>
         <w:tc>
-          <w:tcPr/>
+          <w:tcPr>
+            <w:tcBorders>
+              <w:bottom w:val="single" w:sz="8" w:space="0" w:color="000000"/>
+            </w:tcBorders>
+          </w:tcPr>
           <w:p>
             <w:pPr>
               <w:pStyle w:val="Compact"/>
@@ -2239,7 +2259,11 @@
           </w:p>
         </w:tc>
         <w:tc>
-          <w:tcPr/>
+          <w:tcPr>
+            <w:tcBorders>
+              <w:bottom w:val="single" w:sz="8" w:space="0" w:color="000000"/>
+            </w:tcBorders>
+          </w:tcPr>
           <w:p>
             <w:pPr>
               <w:pStyle w:val="Compact"/>
@@ -2255,7 +2279,11 @@
           </w:p>
         </w:tc>
         <w:tc>
-          <w:tcPr/>
+          <w:tcPr>
+            <w:tcBorders>
+              <w:bottom w:val="single" w:sz="8" w:space="0" w:color="000000"/>
+            </w:tcBorders>
+          </w:tcPr>
           <w:p>
             <w:pPr>
               <w:pStyle w:val="Compact"/>
@@ -2271,7 +2299,11 @@
           </w:p>
         </w:tc>
         <w:tc>
-          <w:tcPr/>
+          <w:tcPr>
+            <w:tcBorders>
+              <w:bottom w:val="single" w:sz="8" w:space="0" w:color="000000"/>
+            </w:tcBorders>
+          </w:tcPr>
           <w:p>
             <w:pPr>
               <w:pStyle w:val="Compact"/>
@@ -2287,7 +2319,11 @@
           </w:p>
         </w:tc>
         <w:tc>
-          <w:tcPr/>
+          <w:tcPr>
+            <w:tcBorders>
+              <w:bottom w:val="single" w:sz="8" w:space="0" w:color="000000"/>
+            </w:tcBorders>
+          </w:tcPr>
           <w:p>
             <w:pPr>
               <w:pStyle w:val="Compact"/>
@@ -2303,7 +2339,11 @@
           </w:p>
         </w:tc>
         <w:tc>
-          <w:tcPr/>
+          <w:tcPr>
+            <w:tcBorders>
+              <w:bottom w:val="single" w:sz="8" w:space="0" w:color="000000"/>
+            </w:tcBorders>
+          </w:tcPr>
           <w:p>
             <w:pPr>
               <w:pStyle w:val="Compact"/>
@@ -2319,7 +2359,11 @@
           </w:p>
         </w:tc>
         <w:tc>
-          <w:tcPr/>
+          <w:tcPr>
+            <w:tcBorders>
+              <w:bottom w:val="single" w:sz="8" w:space="0" w:color="000000"/>
+            </w:tcBorders>
+          </w:tcPr>
           <w:p>
             <w:pPr>
               <w:pStyle w:val="Compact"/>
@@ -2335,7 +2379,11 @@
           </w:p>
         </w:tc>
         <w:tc>
-          <w:tcPr/>
+          <w:tcPr>
+            <w:tcBorders>
+              <w:bottom w:val="single" w:sz="8" w:space="0" w:color="000000"/>
+            </w:tcBorders>
+          </w:tcPr>
           <w:p>
             <w:pPr>
               <w:pStyle w:val="Compact"/>
@@ -2351,7 +2399,11 @@
           </w:p>
         </w:tc>
         <w:tc>
-          <w:tcPr/>
+          <w:tcPr>
+            <w:tcBorders>
+              <w:bottom w:val="single" w:sz="8" w:space="0" w:color="000000"/>
+            </w:tcBorders>
+          </w:tcPr>
           <w:p>
             <w:pPr>
               <w:pStyle w:val="Compact"/>
@@ -2367,7 +2419,11 @@
           </w:p>
         </w:tc>
         <w:tc>
-          <w:tcPr/>
+          <w:tcPr>
+            <w:tcBorders>
+              <w:bottom w:val="single" w:sz="8" w:space="0" w:color="000000"/>
+            </w:tcBorders>
+          </w:tcPr>
           <w:p>
             <w:pPr>
               <w:pStyle w:val="Compact"/>
@@ -2942,7 +2998,9 @@
       </w:r>
     </w:p>
     <w:p>
-      <w:pPr/>
+      <w:pPr>
+        <w:spacing w:before="0" w:after="0"/>
+      </w:pPr>
       <w:r>
         <w:rPr>
           <w:rFonts w:ascii="Times New Roman" w:hAnsi="Times New Roman" w:eastAsia="Times New Roman" w:cs="Times New Roman"/>
@@ -3529,6 +3587,7 @@
     <w:p>
       <w:pPr>
         <w:pStyle w:val="FirstParagraph"/>
+        <w:spacing w:before="0" w:after="0"/>
       </w:pPr>
       <w:r>
         <w:rPr>
@@ -3606,6 +3665,7 @@
     <w:p>
       <w:pPr>
         <w:pStyle w:val="BodyText"/>
+        <w:spacing w:before="0" w:after="0"/>
       </w:pPr>
       <w:r>
         <w:rPr>
@@ -3623,6 +3683,7 @@
     <w:p>
       <w:pPr>
         <w:pStyle w:val="BodyText"/>
+        <w:spacing w:before="0" w:after="0"/>
       </w:pPr>
       <w:r>
         <w:rPr>
@@ -3640,6 +3701,7 @@
     <w:p>
       <w:pPr>
         <w:pStyle w:val="BodyText"/>
+        <w:spacing w:before="0" w:after="0"/>
       </w:pPr>
       <w:r>
         <w:rPr>
@@ -4904,6 +4966,7 @@
     <w:p>
       <w:pPr>
         <w:pStyle w:val="FirstParagraph"/>
+        <w:spacing w:before="0" w:after="0"/>
       </w:pPr>
       <w:r>
         <w:rPr>
@@ -5163,6 +5226,7 @@
     <w:p>
       <w:pPr>
         <w:pStyle w:val="BodyText"/>
+        <w:spacing w:before="0" w:after="0"/>
       </w:pPr>
       <w:r>
         <w:rPr>
@@ -5422,6 +5486,7 @@
     <w:p>
       <w:pPr>
         <w:pStyle w:val="BodyText"/>
+        <w:spacing w:before="0" w:after="0"/>
       </w:pPr>
       <w:r>
         <w:rPr>
@@ -5637,6 +5702,7 @@
     <w:p>
       <w:pPr>
         <w:pStyle w:val="BodyText"/>
+        <w:spacing w:before="0" w:after="0"/>
       </w:pPr>
       <w:r>
         <w:rPr>
@@ -10513,8 +10579,8 @@
     <w:p>
       <w:pPr>
         <w:pStyle w:val="BodyText"/>
+        <w:spacing w:before="0" w:after="0"/>
         <w:ind w:left="480" w:hanging="480"/>
-        <w:spacing w:after="0"/>
       </w:pPr>
       <w:r>
         <w:rPr>
@@ -10538,20 +10604,45 @@
     <w:p>
       <w:pPr>
         <w:pStyle w:val="BodyText"/>
+        <w:spacing w:before="0" w:after="0"/>
         <w:ind w:left="480" w:hanging="480"/>
+      </w:pPr>
+      <w:r>
+        <w:rPr>
+          <w:rFonts w:ascii="Times New Roman" w:hAnsi="Times New Roman" w:eastAsia="Times New Roman" w:cs="Times New Roman"/>
+        </w:rPr>
+        <w:t xml:space="preserve">B. </w:t>
+      </w:r>
+      <w:r>
+        <w:rPr>
+          <w:rFonts w:hint="eastAsia" w:ascii="Times New Roman" w:hAnsi="Times New Roman" w:eastAsia="FangSong" w:cs="Times New Roman"/>
+        </w:rPr>
+        <w:t xml:space="preserve">减压蒸馏</w:t>
+      </w:r>
+      <w:r>
+        <w:rPr>
+          <w:rFonts w:ascii="Times New Roman" w:hAnsi="Times New Roman" w:eastAsia="Times New Roman" w:cs="Times New Roman"/>
+        </w:rPr>
+        <w:t xml:space="preserve">　</w:t>
+      </w:r>
+    </w:p>
+    <w:p>
+      <w:pPr>
+        <w:pStyle w:val="BodyText"/>
         <w:spacing w:before="0" w:after="0"/>
-      </w:pPr>
-      <w:r>
-        <w:rPr>
-          <w:rFonts w:ascii="Times New Roman" w:hAnsi="Times New Roman" w:eastAsia="Times New Roman" w:cs="Times New Roman"/>
-        </w:rPr>
-        <w:t xml:space="preserve">B. </w:t>
-      </w:r>
-      <w:r>
-        <w:rPr>
-          <w:rFonts w:hint="eastAsia" w:ascii="Times New Roman" w:hAnsi="Times New Roman" w:eastAsia="FangSong" w:cs="Times New Roman"/>
-        </w:rPr>
-        <w:t xml:space="preserve">减压蒸馏</w:t>
+        <w:ind w:left="480" w:hanging="480"/>
+      </w:pPr>
+      <w:r>
+        <w:rPr>
+          <w:rFonts w:ascii="Times New Roman" w:hAnsi="Times New Roman" w:eastAsia="Times New Roman" w:cs="Times New Roman"/>
+        </w:rPr>
+        <w:t xml:space="preserve">C. </w:t>
+      </w:r>
+      <w:r>
+        <w:rPr>
+          <w:rFonts w:hint="eastAsia" w:ascii="Times New Roman" w:hAnsi="Times New Roman" w:eastAsia="FangSong" w:cs="Times New Roman"/>
+        </w:rPr>
+        <w:t xml:space="preserve">加生石灰常压蒸馏</w:t>
       </w:r>
       <w:r>
         <w:rPr>
@@ -10563,33 +10654,8 @@
     <w:p>
       <w:pPr>
         <w:pStyle w:val="BodyText"/>
+        <w:spacing w:before="0" w:after="0"/>
         <w:ind w:left="480" w:hanging="480"/>
-        <w:spacing w:before="0" w:after="0"/>
-      </w:pPr>
-      <w:r>
-        <w:rPr>
-          <w:rFonts w:ascii="Times New Roman" w:hAnsi="Times New Roman" w:eastAsia="Times New Roman" w:cs="Times New Roman"/>
-        </w:rPr>
-        <w:t xml:space="preserve">C. </w:t>
-      </w:r>
-      <w:r>
-        <w:rPr>
-          <w:rFonts w:hint="eastAsia" w:ascii="Times New Roman" w:hAnsi="Times New Roman" w:eastAsia="FangSong" w:cs="Times New Roman"/>
-        </w:rPr>
-        <w:t xml:space="preserve">加生石灰常压蒸馏</w:t>
-      </w:r>
-      <w:r>
-        <w:rPr>
-          <w:rFonts w:ascii="Times New Roman" w:hAnsi="Times New Roman" w:eastAsia="Times New Roman" w:cs="Times New Roman"/>
-        </w:rPr>
-        <w:t xml:space="preserve">　</w:t>
-      </w:r>
-    </w:p>
-    <w:p>
-      <w:pPr>
-        <w:pStyle w:val="BodyText"/>
-        <w:ind w:left="480" w:hanging="480"/>
-        <w:spacing w:before="0" w:after="180"/>
       </w:pPr>
       <w:r>
         <w:rPr>
@@ -18920,8 +18986,8 @@
     <w:p>
       <w:pPr>
         <w:pStyle w:val="FirstParagraph"/>
+        <w:spacing w:before="0" w:after="0"/>
         <w:ind w:left="480" w:hanging="480"/>
-        <w:spacing w:after="0"/>
       </w:pPr>
       <w:r>
         <w:rPr>
@@ -18933,34 +18999,34 @@
     <w:p>
       <w:pPr>
         <w:pStyle w:val="FirstParagraph"/>
+        <w:spacing w:before="0" w:after="0"/>
         <w:ind w:left="480" w:hanging="480"/>
+      </w:pPr>
+      <w:r>
+        <w:rPr>
+          <w:rFonts w:ascii="Times New Roman" w:hAnsi="Times New Roman" w:eastAsia="Times New Roman" w:cs="Times New Roman"/>
+        </w:rPr>
+        <w:t xml:space="preserve">B. 4.0 g　</w:t>
+      </w:r>
+    </w:p>
+    <w:p>
+      <w:pPr>
+        <w:pStyle w:val="FirstParagraph"/>
         <w:spacing w:before="0" w:after="0"/>
-      </w:pPr>
-      <w:r>
-        <w:rPr>
-          <w:rFonts w:ascii="Times New Roman" w:hAnsi="Times New Roman" w:eastAsia="Times New Roman" w:cs="Times New Roman"/>
-        </w:rPr>
-        <w:t xml:space="preserve">B. 4.0 g　</w:t>
+        <w:ind w:left="480" w:hanging="480"/>
+      </w:pPr>
+      <w:r>
+        <w:rPr>
+          <w:rFonts w:ascii="Times New Roman" w:hAnsi="Times New Roman" w:eastAsia="Times New Roman" w:cs="Times New Roman"/>
+        </w:rPr>
+        <w:t xml:space="preserve">C. 4.2 g　</w:t>
       </w:r>
     </w:p>
     <w:p>
       <w:pPr>
         <w:pStyle w:val="FirstParagraph"/>
+        <w:spacing w:before="0" w:after="0"/>
         <w:ind w:left="480" w:hanging="480"/>
-        <w:spacing w:before="0" w:after="0"/>
-      </w:pPr>
-      <w:r>
-        <w:rPr>
-          <w:rFonts w:ascii="Times New Roman" w:hAnsi="Times New Roman" w:eastAsia="Times New Roman" w:cs="Times New Roman"/>
-        </w:rPr>
-        <w:t xml:space="preserve">C. 4.2 g　</w:t>
-      </w:r>
-    </w:p>
-    <w:p>
-      <w:pPr>
-        <w:pStyle w:val="FirstParagraph"/>
-        <w:ind w:left="480" w:hanging="480"/>
-        <w:spacing w:before="0" w:after="180"/>
       </w:pPr>
       <w:r>
         <w:rPr>
@@ -20047,7 +20113,6 @@
     <w:bookmarkEnd w:id="60"/>
     <w:bookmarkEnd w:id="61"/>
     <w:sectPr>
-      <w:headerReference w:type="default" r:id="rId56"/>
       <w:footerReference w:type="default" r:id="rId9"/>
       <w:footnotePr>
         <w:numRestart w:val="eachSect"/>
@@ -20074,16 +20139,6 @@
       <w:rPr>
         <w:rFonts w:ascii="Times New Roman" w:hAnsi="Times New Roman" w:eastAsia="Times New Roman" w:cs="Times New Roman"/>
         <w:b w:val="0"/>
-        <w:color w:val="000000"/>
-        <w:sz w:val="20"/>
-      </w:rPr>
-      <w:t xml:space="preserve">第 </w:t>
-    </w:r>
-    <w:r>
-      <w:rPr>
-        <w:rFonts w:ascii="Times New Roman" w:hAnsi="Times New Roman" w:eastAsia="Times New Roman" w:cs="Times New Roman"/>
-        <w:b w:val="0"/>
-        <w:color w:val="000000"/>
         <w:sz w:val="20"/>
       </w:rPr>
       <w:fldChar w:fldCharType="begin"/>
@@ -20092,7 +20147,6 @@
       <w:rPr>
         <w:rFonts w:ascii="Times New Roman" w:hAnsi="Times New Roman" w:eastAsia="Times New Roman" w:cs="Times New Roman"/>
         <w:b w:val="0"/>
-        <w:color w:val="000000"/>
         <w:sz w:val="20"/>
       </w:rPr>
       <w:instrText xml:space="preserve"> PAGE </w:instrText>
@@ -20101,91 +20155,9 @@
       <w:rPr>
         <w:rFonts w:ascii="Times New Roman" w:hAnsi="Times New Roman" w:eastAsia="Times New Roman" w:cs="Times New Roman"/>
         <w:b w:val="0"/>
-        <w:color w:val="000000"/>
-        <w:sz w:val="20"/>
-      </w:rPr>
-      <w:fldChar w:fldCharType="separate"/>
-    </w:r>
-    <w:r>
-      <w:rPr>
-        <w:rFonts w:ascii="Times New Roman" w:hAnsi="Times New Roman" w:eastAsia="Times New Roman" w:cs="Times New Roman"/>
-        <w:b w:val="0"/>
-        <w:color w:val="000000"/>
-        <w:sz w:val="20"/>
-      </w:rPr>
-      <w:t>1</w:t>
-    </w:r>
-    <w:r>
-      <w:rPr>
-        <w:rFonts w:ascii="Times New Roman" w:hAnsi="Times New Roman" w:eastAsia="Times New Roman" w:cs="Times New Roman"/>
-        <w:b w:val="0"/>
-        <w:color w:val="000000"/>
         <w:sz w:val="20"/>
       </w:rPr>
       <w:fldChar w:fldCharType="end"/>
-    </w:r>
-    <w:r>
-      <w:rPr>
-        <w:rFonts w:ascii="Times New Roman" w:hAnsi="Times New Roman" w:eastAsia="Times New Roman" w:cs="Times New Roman"/>
-        <w:b w:val="0"/>
-        <w:color w:val="000000"/>
-        <w:sz w:val="20"/>
-      </w:rPr>
-      <w:t xml:space="preserve"> 页 / 共 </w:t>
-    </w:r>
-    <w:r>
-      <w:rPr>
-        <w:rFonts w:ascii="Times New Roman" w:hAnsi="Times New Roman" w:eastAsia="Times New Roman" w:cs="Times New Roman"/>
-        <w:b w:val="0"/>
-        <w:color w:val="000000"/>
-        <w:sz w:val="20"/>
-      </w:rPr>
-      <w:fldChar w:fldCharType="begin"/>
-    </w:r>
-    <w:r>
-      <w:rPr>
-        <w:rFonts w:ascii="Times New Roman" w:hAnsi="Times New Roman" w:eastAsia="Times New Roman" w:cs="Times New Roman"/>
-        <w:b w:val="0"/>
-        <w:color w:val="000000"/>
-        <w:sz w:val="20"/>
-      </w:rPr>
-      <w:instrText xml:space="preserve"> NUMPAGES </w:instrText>
-    </w:r>
-    <w:r>
-      <w:rPr>
-        <w:rFonts w:ascii="Times New Roman" w:hAnsi="Times New Roman" w:eastAsia="Times New Roman" w:cs="Times New Roman"/>
-        <w:b w:val="0"/>
-        <w:color w:val="000000"/>
-        <w:sz w:val="20"/>
-      </w:rPr>
-      <w:fldChar w:fldCharType="separate"/>
-    </w:r>
-    <w:r>
-      <w:rPr>
-        <w:rFonts w:ascii="Times New Roman" w:hAnsi="Times New Roman" w:eastAsia="Times New Roman" w:cs="Times New Roman"/>
-        <w:b w:val="0"/>
-        <w:color w:val="000000"/>
-        <w:sz w:val="20"/>
-      </w:rPr>
-      <w:t>1</w:t>
-    </w:r>
-    <w:r>
-      <w:rPr>
-        <w:rFonts w:ascii="Times New Roman" w:hAnsi="Times New Roman" w:eastAsia="Times New Roman" w:cs="Times New Roman"/>
-        <w:b w:val="0"/>
-        <w:color w:val="000000"/>
-        <w:sz w:val="20"/>
-      </w:rPr>
-      <w:fldChar w:fldCharType="end"/>
-    </w:r>
-    <w:r>
-      <w:rPr>
-        <w:rFonts w:ascii="Times New Roman" w:hAnsi="Times New Roman" w:eastAsia="Times New Roman" w:cs="Times New Roman"/>
-        <w:b w:val="0"/>
-        <w:color w:val="000000"/>
-        <w:sz w:val="20"/>
-      </w:rPr>
-      <w:t xml:space="preserve"> 页</w:t>
     </w:r>
   </w:p>
 </w:ftr>
@@ -20208,28 +20180,6 @@
     </w:p>
   </w:footnote>
 </w:footnotes>
-</file>
-
-<file path=word/header1.xml><?xml version="1.0" encoding="utf-8"?>
-<w:hdr xmlns:m="http://schemas.openxmlformats.org/officeDocument/2006/math" xmlns:mc="http://schemas.openxmlformats.org/markup-compatibility/2006" xmlns:mo="http://schemas.microsoft.com/office/mac/office/2008/main" xmlns:mv="urn:schemas-microsoft-com:mac:vml" xmlns:o="urn:schemas-microsoft-com:office:office" xmlns:r="http://schemas.openxmlformats.org/officeDocument/2006/relationships" xmlns:v="urn:schemas-microsoft-com:vml" xmlns:w10="urn:schemas-microsoft-com:office:word" xmlns:w14="http://schemas.microsoft.com/office/word/2010/wordml" xmlns:w="http://schemas.openxmlformats.org/wordprocessingml/2006/main" xmlns:wne="http://schemas.microsoft.com/office/word/2006/wordml" xmlns:wp14="http://schemas.microsoft.com/office/word/2010/wordprocessingDrawing" xmlns:wp="http://schemas.openxmlformats.org/drawingml/2006/wordprocessingDrawing" xmlns:wpc="http://schemas.microsoft.com/office/word/2010/wordprocessingCanvas" xmlns:wpg="http://schemas.microsoft.com/office/word/2010/wordprocessingGroup" xmlns:wpi="http://schemas.microsoft.com/office/word/2010/wordprocessingInk" xmlns:wps="http://schemas.microsoft.com/office/word/2010/wordprocessingShape" mc:Ignorable="w14 wp14">
-  <w:p>
-    <w:pPr>
-      <w:jc w:val="right"/>
-      <w:pBdr>
-        <w:bottom w:val="single" w:sz="4" w:space="2" w:color="000000"/>
-      </w:pBdr>
-    </w:pPr>
-    <w:r>
-      <w:rPr>
-        <w:rFonts w:ascii="Times New Roman" w:hAnsi="Times New Roman" w:eastAsia="Times New Roman" w:cs="Times New Roman"/>
-        <w:b w:val="0"/>
-        <w:color w:val="000000"/>
-        <w:sz w:val="18"/>
-      </w:rPr>
-      <w:t xml:space="preserve">一分册专项卷II</w:t>
-    </w:r>
-  </w:p>
-</w:hdr>
 </file>
 
 <file path=word/numbering.xml><?xml version="1.0" encoding="utf-8"?>
